--- a/reports/DreamDEX-Trade-Analysis.docx
+++ b/reports/DreamDEX-Trade-Analysis.docx
@@ -127,7 +127,7 @@
           <w:sz w:val="20"/>
           <w:szCs w:val="20"/>
         </w:rPr>
-        <w:t xml:space="preserve">0xF4c825F3C2970153d78B407CF190861dd4E2b905</w:t>
+        <w:t xml:space="preserve">0x0000000000000000000000000000000000000000</w:t>
       </w:r>
       <w:r>
         <w:rPr>
@@ -243,7 +243,7 @@
           <w:sz w:val="20"/>
           <w:szCs w:val="20"/>
         </w:rPr>
-        <w:t xml:space="preserve">Wallet: 0xF4c825F3C2970153d78B407CF190861dd4E2b905 (trader-9)  ·  Network: Somnia mainnet (chain 5031)</w:t>
+        <w:t xml:space="preserve">Wallet: 0x0000000000000000000000000000000000000000 (trader-9)  ·  Network: Somnia mainnet (chain 5031)</w:t>
       </w:r>
     </w:p>
     <w:p>
